--- a/docs/design/童映Kindo_技术方案设计_v0.3.6.docx
+++ b/docs/design/童映Kindo_技术方案设计_v0.3.6.docx
@@ -5702,7 +5702,7 @@
         <w:pStyle w:val="Heading1"/>
       </w:pPr>
       <w:r>
-        <w:t>kindo-tts 契约（Hub → kindo-tts，第一方内部接口）：PUT /v1/voice {prompt_wav_base64, prompt_text} → 204（声纹仅内存缓存，重启丢失，由 Hub 重新推送）；POST /v1/synthesis {tts_id, text} → audio/wav（24kHz 单声道 PCM16，≤20s）；GET /health → {status, model, ready, voice_loaded}。非法/超长输入返回 4xx，不合成。</w:t>
+        <w:t>kindo-tts 契约（Hub → kindo-tts，第一方内部接口）：PUT /v1/voice {prompt_wav_base64, prompt_text} → 204（声纹仅内存缓存，重启丢失，由 Hub 重新推送）；POST /v1/synthesis {tts_id, text} → audio/wav（24kHz 单声道 PCM16；输出超 30s 返回 422，Hub 回退系统 TTS——Hub 分句 ≤100 字符，正常远低于上限）；GET /health → {status, model, ready, voice_loaded}。非法/超长输入返回 4xx，不合成。</w:t>
       </w:r>
     </w:p>
     <w:p>

--- a/docs/design/童映Kindo_技术方案设计_v0.3.6.docx
+++ b/docs/design/童映Kindo_技术方案设计_v0.3.6.docx
@@ -1569,6 +1569,13 @@
           <w:sz w:val="21"/>
         </w:rPr>
         <w:t>与 v0.2.2 相同；reason_code 见 §15（v0.3 维度化扩展）。</w:t>
+      </w:r>
+      <w:r>
+        <w:rPr>
+          <w:rFonts w:ascii="Calibri" w:hAnsi="Calibri" w:eastAsia="微软雅黑"/>
+          <w:sz w:val="21"/>
+        </w:rPr>
+        <w:t>补充澄清（2026-08-31 勘误）：conflict（409）仅用于状态冲突（如无暂停播放时的 resume）；新播放对既有 active playback 为自动切换——停旧建新（stop reason=switch_media，§9.1 单 active 语义），不返回 409。</w:t>
       </w:r>
     </w:p>
     <w:p>

--- a/docs/design/童映Kindo_技术方案设计_v0.3.6.docx
+++ b/docs/design/童映Kindo_技术方案设计_v0.3.6.docx
@@ -4377,6 +4377,13 @@
               </w:rPr>
               <w:t>transition_id, session_id, opening_text, options[≤3]{option_id,type,label}, deadline_ts；TV 在 Conversation Overlay 呈现并本地 TTS 朗读开场白。</w:t>
             </w:r>
+            <w:r>
+              <w:rPr>
+                <w:rFonts w:ascii="Consolas" w:hAnsi="Consolas" w:eastAsia="Consolas"/>
+                <w:sz w:val="18"/>
+              </w:rPr>
+              <w:t xml:space="preserve"> opening_text 由 LLM 个性化生成（模板兜底）；可选 opening_audio_path（家长声音克隆预合成音频，§6.5/TTS-005）：携带时 TV 优先 hub_tts 播放、拉取失败回退本地系统 TTS 朗读 opening_text。</w:t>
+            </w:r>
           </w:p>
         </w:tc>
         <w:tc>
@@ -5426,6 +5433,15 @@
           <w:sz w:val="21"/>
         </w:rPr>
         <w:t>单一状态源：交互状态（listening/speaking/…）只属 Conversation；Transition 业务态由 Orchestrator 收口，二者不一致以业务态为准。</w:t>
+      </w:r>
+    </w:p>
+    <w:p>
+      <w:r>
+        <w:rPr>
+          <w:rFonts w:ascii="Calibri" w:hAnsi="Calibri" w:eastAsia="Calibri"/>
+          <w:sz w:val="21"/>
+        </w:rPr>
+        <w:t>开场白生成与语音（2026-08-31 实施，GRW-002/TTS-005~006 对齐）：transition.offer 的 opening_text 由 LLM 基于 Transition Context（标题/主题/角色/剧情线索——剧情线索取实体简介截断）生成，经清洗（去引号/围栏、≤60 字符句读截断）后下发；LLM 失败/超时（上限 6s）或清洗后为空时回退模板开场。生成与可选克隆合成提交编排循环执行（合成上限 6s），不阻塞 Boundary tick。payload 新增可选字段 opening_audio_path：家长声音克隆可用时携带（/api/v1/tts/{tts_id}/audio），TV 经 hub_tts 播放、失败回退系统 TTS 读同句文本；未携带时 TV 本地系统 TTS 朗读。TV 端选择/拒绝/完成活动即停止开场白朗读。</w:t>
       </w:r>
     </w:p>
     <w:p>

--- a/docs/design/童映Kindo_技术方案设计_v0.3.6.docx
+++ b/docs/design/童映Kindo_技术方案设计_v0.3.6.docx
@@ -1823,6 +1823,13 @@
                 <w:sz w:val="18"/>
               </w:rPr>
               <w:t>首页：继续观看/收听、继续学习、可探索主题、最近常看（recent_series 含 count/cover_media_id/cover_has_poster 与 entity_id/entity_poster——系列海报优先实体 poster）。</w:t>
+            </w:r>
+            <w:r>
+              <w:rPr>
+                <w:rFonts w:ascii="Calibri" w:hAnsi="Calibri" w:eastAsia="微软雅黑"/>
+                <w:sz w:val="18"/>
+              </w:rPr>
+              <w:t xml:space="preserve"> 可探索主题按孩子近 30 天兴趣信号频次前置排序（REC-002：selected/watched/transition_joined 客观计数、transition_rejected 不计、同频保持原序——2026-08-31）。</w:t>
             </w:r>
           </w:p>
         </w:tc>
@@ -5443,6 +5450,13 @@
         </w:rPr>
         <w:t>开场白生成与语音（2026-08-31 实施，GRW-002/TTS-005~006 对齐）：transition.offer 的 opening_text 由 LLM 基于 Transition Context（标题/主题/角色/剧情线索——剧情线索取实体简介截断）生成，经清洗（去引号/围栏、≤60 字符句读截断）后下发；LLM 失败/超时（上限 6s）或清洗后为空时回退模板开场。生成与可选克隆合成提交编排循环执行（合成上限 6s），不阻塞 Boundary tick。payload 新增可选字段 opening_audio_path：家长声音克隆可用时携带（/api/v1/tts/{tts_id}/audio），TV 经 hub_tts 播放、失败回退系统 TTS 读同句文本；未携带时 TV 本地系统 TTS 朗读。TV 端选择/拒绝/完成活动即停止开场白朗读。</w:t>
       </w:r>
+      <w:r>
+        <w:rPr>
+          <w:rFonts w:ascii="Calibri" w:hAnsi="Calibri" w:eastAsia="Calibri"/>
+          <w:sz w:val="21"/>
+        </w:rPr>
+        <w:t>接力选项查找池（REC-002，同日）：song_story/offscreen 候选按「刚播主题 ∪ 近期兴趣主题 Top-3（30 天客观信号聚合）」查找；选项标签优先刚播主题、无则用兴趣主题。</w:t>
+      </w:r>
     </w:p>
     <w:p>
       <w:pPr>
@@ -7045,6 +7059,13 @@
                 <w:sz w:val="18"/>
               </w:rPr>
               <w:t>客观引用+时间；不存文本。</w:t>
+            </w:r>
+            <w:r>
+              <w:rPr>
+                <w:rFonts w:ascii="Calibri" w:hAnsi="Calibri" w:eastAsia="微软雅黑"/>
+                <w:sz w:val="18"/>
+              </w:rPr>
+              <w:t xml:space="preserve"> 写入方（2026-08-31 补全）：播放统一入口记录 selected（来源 ui→browse/ai→ai，接力路由 override=transition）、playback.ended 记录 watched、接力选择/拒绝记录 transition_joined/rejected；asked/repeat 为扩展位。</w:t>
             </w:r>
           </w:p>
         </w:tc>

--- a/docs/design/童映Kindo_技术方案设计_v0.3.6.docx
+++ b/docs/design/童映Kindo_技术方案设计_v0.3.6.docx
@@ -5459,6 +5459,15 @@
       </w:r>
     </w:p>
     <w:p>
+      <w:r>
+        <w:rPr>
+          <w:rFonts w:ascii="Calibri" w:hAnsi="Calibri" w:eastAsia="Calibri"/>
+          <w:sz w:val="21"/>
+        </w:rPr>
+        <w:t>read_story 直接播报（2026-08-31，家长声音讲故事）：Tool 结果标记 direct_speak 时，编排器跳过 LLM 复述，将 story_text 原文按 §6.6 同规则分句（split_sentences：句读切分、无句读 100 字符强制切分）逐句 assistant.text.delta + tts.request 下发，末句 last_tts_id 驱动追问窗口；assistant.text.final 回传全文拼接。原文不进入 messages/模型上下文（工具结果回传仅含 read+标题）。语音计 AI_VOICE 会话计量（conversation_usage 口径）。</w:t>
+      </w:r>
+    </w:p>
+    <w:p>
       <w:pPr>
         <w:pStyle w:val="Heading2"/>
       </w:pPr>
@@ -7458,6 +7467,13 @@
               </w:rPr>
               <w:t>成长属性</w:t>
             </w:r>
+            <w:r>
+              <w:rPr>
+                <w:rFonts w:ascii="Calibri" w:hAnsi="Calibri" w:eastAsia="微软雅黑"/>
+                <w:sz w:val="18"/>
+              </w:rPr>
+              <w:t>；story_text（2026-08-31）：story 实体的朗读文本（YAML 长文本，入库截断 3000 字符）——非可信内容数据，仅作 read_story 直接播报素材，不进 LLM 上下文。</w:t>
+            </w:r>
           </w:p>
         </w:tc>
       </w:tr>
@@ -8291,7 +8307,7 @@
           <w:rFonts w:ascii="Calibri" w:hAnsi="Calibri" w:eastAsia="微软雅黑"/>
           <w:sz w:val="21"/>
         </w:rPr>
-        <w:t>通用返回结构、幂等、side effect 规则与 v0.2.2 相同。Tool 列表（v0.3.1 按实际注册定版，14 个）：</w:t>
+        <w:t>通用返回结构、幂等、side effect 规则与 v0.2.2 相同。Tool 列表（v0.3.1 按实际注册定版；2026-08-31 增 read_story，共 15 个）：</w:t>
       </w:r>
     </w:p>
     <w:tbl>
@@ -9223,6 +9239,13 @@
                 <w:sz w:val="18"/>
               </w:rPr>
               <w:t>活动 status∈{preset,published} 优先；无匹配返回 generated draft 建议（标记 source=generated、不入池）。</w:t>
+            </w:r>
+            <w:r>
+              <w:rPr>
+                <w:rFonts w:ascii="Consolas" w:hAnsi="Consolas" w:eastAsia="Consolas"/>
+                <w:sz w:val="18"/>
+              </w:rPr>
+              <w:t xml:space="preserve"> | read_story | 读 | query?（标题/主题命中；多个候选返回 clarify） | 朗读 story 实体的 story_text：结果标记 direct_speak，编排器直接分句播报（家长声音克隆优先、系统 TTS 兜底、计入 AI_VOICE 会话计量），原文不经 LLM 复述、上下文只留标题（2026-08-31）。</w:t>
             </w:r>
           </w:p>
         </w:tc>

--- a/docs/design/童映Kindo_技术方案设计_v0.3.6.docx
+++ b/docs/design/童映Kindo_技术方案设计_v0.3.6.docx
@@ -5448,7 +5448,7 @@
           <w:rFonts w:ascii="Calibri" w:hAnsi="Calibri" w:eastAsia="Calibri"/>
           <w:sz w:val="21"/>
         </w:rPr>
-        <w:t>开场白生成与语音（2026-08-31 实施，GRW-002/TTS-005~006 对齐）：transition.offer 的 opening_text 由 LLM 基于 Transition Context（标题/主题/角色/剧情线索——剧情线索取实体简介截断）生成，经清洗（去引号/围栏、≤60 字符句读截断）后下发；LLM 失败/超时（上限 6s）或清洗后为空时回退模板开场。生成与可选克隆合成提交编排循环执行（合成上限 6s），不阻塞 Boundary tick。payload 新增可选字段 opening_audio_path：家长声音克隆可用时携带（/api/v1/tts/{tts_id}/audio），TV 经 hub_tts 播放、失败回退系统 TTS 读同句文本；未携带时 TV 本地系统 TTS 朗读。TV 端选择/拒绝/完成活动即停止开场白朗读。</w:t>
+        <w:t>开场白生成与语音（2026-08-31 实施，GRW-002/TTS-005~006 对齐）：transition.offer 的 opening_text 由 LLM 基于 Transition Context（标题/主题/角色/剧情线索——剧情线索取实体简介截断）生成，经清洗（去引号/围栏、≤60 字符句读截断）后下发；LLM 失败/超时（上限 10s，2026-08-31 实测 qwen 调优）或清洗后为空时回退模板开场。生成与可选克隆合成提交编排循环执行（合成上限 8s），不阻塞 Boundary tick。payload 新增可选字段 opening_audio_path：家长声音克隆可用时携带（/api/v1/tts/{tts_id}/audio），TV 经 hub_tts 播放、失败回退系统 TTS 读同句文本；未携带时 TV 本地系统 TTS 朗读。TV 端选择/拒绝/完成活动即停止开场白朗读。</w:t>
       </w:r>
       <w:r>
         <w:rPr>

--- a/docs/design/童映Kindo_技术方案设计_v0.3.6.docx
+++ b/docs/design/童映Kindo_技术方案设计_v0.3.6.docx
@@ -2661,15 +2661,8 @@
             <w:tcW w:type="dxa" w:w="2160"/>
           </w:tcPr>
           <w:p>
-            <w:pPr>
-              <w:spacing w:before="20" w:after="20"/>
-            </w:pPr>
-            <w:r>
-              <w:rPr>
-                <w:rFonts w:ascii="Calibri" w:hAnsi="Calibri" w:eastAsia="微软雅黑"/>
-                <w:sz w:val="18"/>
-              </w:rPr>
-              <w:t>视频/音频字节；Range 语义同 v0.2.2；Content-Length 优先用库内 size_bytes（零网络），缺失才回退实时 stat。</w:t>
+            <w:r>
+              <w:t>视频/音频字节；Range 语义同 v0.2.2；Content-Length 以库内 size_bytes 为基线（零网络），叠加 3s 短超时 stat + 60s TTL 缓存的实际大小校验（2026-09-01 修订）：与实际不一致时就地自愈 size_bytes 并按实际大小交付；stat 失败（挂载离线等）回退库内值，不影响起播。上游提前 EOF（源文件截断/网盘上游失败）时记结构化短读日志（media_id/declared/delivered），连接中断不可避免但可诊断。</w:t>
             </w:r>
           </w:p>
         </w:tc>

--- a/docs/design/童映Kindo_技术方案设计_v0.3.6.docx
+++ b/docs/design/童映Kindo_技术方案设计_v0.3.6.docx
@@ -5005,7 +5005,7 @@
           <w:rFonts w:ascii="Calibri" w:hAnsi="Calibri" w:eastAsia="微软雅黑"/>
           <w:sz w:val="21"/>
         </w:rPr>
-        <w:t>6.1~6.4（Session/Turn/Utterance、状态迁移与超时、Context Assembler、Provider 固定与失败语义）与 v0.2.2 相同；Context Assembler 增两块：</w:t>
+        <w:t>6.1~6.4（Session/Turn/Utterance、状态迁移与超时、Context Assembler、Provider 固定与失败语义）与 v0.2.2 相同；Context Assembler 增三块：</w:t>
       </w:r>
     </w:p>
     <w:tbl>
@@ -5129,6 +5129,28 @@
                 <w:sz w:val="18"/>
               </w:rPr>
               <w:t>最近兴趣信号摘要（主题+次数+最近时间，≤5 主题）；仅客观事实。</w:t>
+            </w:r>
+          </w:p>
+        </w:tc>
+      </w:tr>
+      <w:tr>
+        <w:tc>
+          <w:tcPr>
+            <w:tcW w:type="dxa" w:w="4320"/>
+          </w:tcPr>
+          <w:p>
+            <w:r>
+              <w:t>Recent Media Context</w:t>
+            </w:r>
+          </w:p>
+        </w:tc>
+        <w:tc>
+          <w:tcPr>
+            <w:tcW w:type="dxa" w:w="4320"/>
+          </w:tcPr>
+          <w:p>
+            <w:r>
+              <w:t>最近一次播放（任意状态，48h 窗口）的标题/系列/季集/进度/主题，加最后讨论对象（app_setting 客观引用：media_id/标题/时间，2026-09-07）；会话结束或过期后由新会话恢复「刚才那个/再看一集」类指代（T-20260902-003-01，PRD AI-011~013）。由会话收尾钩子（end 与过期 sweep 共用）沉淀；只存引用与时间，不持久化对话原文（AI-013）。</w:t>
             </w:r>
           </w:p>
         </w:tc>

--- a/docs/design/童映Kindo_技术方案设计_v0.3.6.docx
+++ b/docs/design/童映Kindo_技术方案设计_v0.3.6.docx
@@ -1106,6 +1106,38 @@
                 <w:sz w:val="18"/>
               </w:rPr>
               <w:t>图像字幕不进 Grounding。</w:t>
+            </w:r>
+          </w:p>
+        </w:tc>
+      </w:tr>
+      <w:tr>
+        <w:tc>
+          <w:tcPr>
+            <w:tcW w:type="dxa" w:w="2880"/>
+          </w:tcPr>
+          <w:p>
+            <w:r>
+              <w:t>预检分级</w:t>
+            </w:r>
+          </w:p>
+        </w:tc>
+        <w:tc>
+          <w:tcPr>
+            <w:tcW w:type="dxa" w:w="2880"/>
+          </w:tcPr>
+          <w:p>
+            <w:r>
+              <w:t>compat level：ok / device_dependent（可能不兼容，视设备解码器）/ incompatible（不可播放）/ unknown（未探测）</w:t>
+            </w:r>
+          </w:p>
+        </w:tc>
+        <w:tc>
+          <w:tcPr>
+            <w:tcW w:type="dxa" w:w="2880"/>
+          </w:tcPr>
+          <w:p>
+            <w:r>
+              <w:t>2026-09-07（T-20260902-003-03）：扫描期 probe_json 派生，Admin 媒体列表与设备详情 compatibility 块透出，家长提前看到异常媒体；不做实时转码。</w:t>
             </w:r>
           </w:p>
         </w:tc>
@@ -4963,7 +4995,7 @@
           <w:rFonts w:ascii="Calibri" w:hAnsi="Calibri" w:eastAsia="微软雅黑"/>
           <w:sz w:val="21"/>
         </w:rPr>
-        <w:t>其余事件（conversation.state / asr.* / assistant.* / tool.* / clarification.options / tts.* / playback.* / policy.denied / sync.required）与 v0.2.2 相同；policy.denied 的 constraints 增维度字段；sync.required 语义扩展：删除媒体来源时向全部在线设备广播，TV 收到后清空浏览/合集/详情缓存并重拉首页（媒体库展示层不残留已删来源内容）。</w:t>
+        <w:t>其余事件（conversation.state / asr.* / assistant.* / tool.* / clarification.options / tts.* / playback.* / policy.denied / sync.required）与 v0.2.2 相同；policy.denied 的 constraints 增维度字段；sync.required 语义扩展：删除媒体来源时向全部在线设备广播，TV 收到后清空浏览/合集/详情缓存并重拉首页（媒体库展示层不残留已删来源内容）。播放器错误上行 playback.error（含 error_code）：Hub 结构化记录（媒体/挂载/位置）供家长定位，不改播放状态（2026-09-07，T-20260902-003-03）。</w:t>
       </w:r>
     </w:p>
     <w:p>
@@ -8475,15 +8507,8 @@
             <w:tcW w:type="dxa" w:w="2160"/>
           </w:tcPr>
           <w:p>
-            <w:pPr>
-              <w:spacing w:before="20" w:after="20"/>
-            </w:pPr>
-            <w:r>
-              <w:rPr>
-                <w:rFonts w:ascii="Calibri" w:hAnsi="Calibri" w:eastAsia="微软雅黑"/>
-                <w:sz w:val="18"/>
-              </w:rPr>
-              <w:t>统一检索；系统提示约定检索词用简短系列名/角色名。</w:t>
+            <w:r>
+              <w:t>统一检索；系统提示约定检索词用简短系列名/角色名。；2026-09-07（T-02）：只返回活跃挂载内容（停用/删除来源与浏览页同口径）；中文数字归一匹配（语音「第一集」命中标题「第1集」，含「十」复合）</w:t>
             </w:r>
           </w:p>
         </w:tc>
